--- a/app/static/docs/Moje OPR.docx
+++ b/app/static/docs/Moje OPR.docx
@@ -3823,6 +3823,31 @@
       <w:pPr>
         <w:spacing w:after="0"/>
         <w:rPr>
+          <w:kern w:val="0"/>
+          <w14:ligatures w14:val="none"/>
+        </w:rPr>
+      </w:pPr>
+      <w:r>
+        <w:rPr>
+          <w:b/>
+          <w:bCs/>
+          <w:sz w:val="18"/>
+          <w:szCs w:val="18"/>
+        </w:rPr>
+        <w:t>Radio:</w:t>
+      </w:r>
+      <w:r>
+        <w:rPr>
+          <w:sz w:val="18"/>
+          <w:szCs w:val="18"/>
+        </w:rPr>
+        <w:t xml:space="preserve"> Gdy model w twoim oddziale używa zdolności o zasięgu 12” lub więcej, może wybrać oddział sojuszniczy odległy do 24″, który też ma radio.</w:t>
+      </w:r>
+    </w:p>
+    <w:p>
+      <w:pPr>
+        <w:spacing w:after="0"/>
+        <w:rPr>
           <w:b/>
           <w:bCs/>
           <w:sz w:val="18"/>
@@ -4348,8 +4373,6 @@
       <w:pPr>
         <w:spacing w:after="0"/>
         <w:rPr>
-          <w:b/>
-          <w:bCs/>
           <w:sz w:val="18"/>
           <w:szCs w:val="18"/>
         </w:rPr>
@@ -4400,13 +4423,15 @@
         </w:rPr>
         <w:t>dają dodatkowe normalne trafienie.</w:t>
       </w:r>
-      <w:r>
-        <w:rPr>
-          <w:sz w:val="18"/>
-          <w:szCs w:val="18"/>
-        </w:rPr>
-        <w:br/>
-      </w:r>
+    </w:p>
+    <w:p>
+      <w:pPr>
+        <w:spacing w:after="0"/>
+        <w:rPr>
+          <w:sz w:val="18"/>
+          <w:szCs w:val="18"/>
+        </w:rPr>
+      </w:pPr>
       <w:r>
         <w:rPr>
           <w:b/>
@@ -4426,6 +4451,41 @@
     </w:p>
     <w:p>
       <w:pPr>
+        <w:spacing w:after="0"/>
+        <w:rPr>
+          <w:sz w:val="18"/>
+          <w:szCs w:val="18"/>
+        </w:rPr>
+      </w:pPr>
+      <w:r>
+        <w:rPr>
+          <w:b/>
+          <w:bCs/>
+          <w:sz w:val="18"/>
+          <w:szCs w:val="18"/>
+        </w:rPr>
+        <w:t>Nieporęczny:</w:t>
+      </w:r>
+      <w:r>
+        <w:rPr>
+          <w:sz w:val="18"/>
+          <w:szCs w:val="18"/>
+        </w:rPr>
+        <w:t xml:space="preserve"> Nie może atakować oddziałów w zasięgu 12”.</w:t>
+      </w:r>
+    </w:p>
+    <w:p>
+      <w:pPr>
+        <w:spacing w:after="0"/>
+        <w:rPr>
+          <w:sz w:val="18"/>
+          <w:szCs w:val="18"/>
+        </w:rPr>
+      </w:pPr>
+    </w:p>
+    <w:p>
+      <w:pPr>
+        <w:spacing w:after="0"/>
         <w:rPr>
           <w:sz w:val="18"/>
           <w:szCs w:val="18"/>
@@ -6054,31 +6114,6 @@
       <w:pPr>
         <w:spacing w:after="0"/>
         <w:rPr>
-          <w:kern w:val="0"/>
-          <w14:ligatures w14:val="none"/>
-        </w:rPr>
-      </w:pPr>
-      <w:r>
-        <w:rPr>
-          <w:b/>
-          <w:bCs/>
-          <w:sz w:val="18"/>
-          <w:szCs w:val="18"/>
-        </w:rPr>
-        <w:t>Radio:</w:t>
-      </w:r>
-      <w:r>
-        <w:rPr>
-          <w:sz w:val="18"/>
-          <w:szCs w:val="18"/>
-        </w:rPr>
-        <w:t xml:space="preserve"> Gdy model w twoim oddziale używa zdolności o zasięgu 12” lub więcej, może wybrać oddział sojuszniczy odległy do 24″, który też ma radio.</w:t>
-      </w:r>
-    </w:p>
-    <w:p>
-      <w:pPr>
-        <w:spacing w:after="0"/>
-        <w:rPr>
           <w:b/>
           <w:bCs/>
           <w:sz w:val="18"/>
@@ -6146,7 +6181,7 @@
           <w:sz w:val="18"/>
           <w:szCs w:val="18"/>
         </w:rPr>
-        <w:t>Nieporęczny:</w:t>
+        <w:t>Przebijająca:</w:t>
       </w:r>
       <w:r>
         <w:rPr>
@@ -6160,35 +6195,190 @@
           <w:sz w:val="18"/>
           <w:szCs w:val="18"/>
         </w:rPr>
-        <w:t>N</w:t>
-      </w:r>
-      <w:r>
-        <w:rPr>
-          <w:sz w:val="18"/>
-          <w:szCs w:val="18"/>
-        </w:rPr>
-        <w:t>ie może atakować oddziałów w zasięgu 12”.</w:t>
-      </w:r>
-    </w:p>
-    <w:p>
-      <w:pPr>
-        <w:spacing w:after="0"/>
-        <w:rPr>
-          <w:sz w:val="18"/>
-          <w:szCs w:val="18"/>
-        </w:rPr>
-      </w:pPr>
-      <w:r>
-        <w:rPr>
-          <w:b/>
-          <w:bCs/>
-          <w:sz w:val="18"/>
-          <w:szCs w:val="18"/>
-        </w:rPr>
-        <w:t>Przebijająca:</w:t>
-      </w:r>
-      <w:r>
-        <w:rPr>
+        <w:t>K</w:t>
+      </w:r>
+      <w:r>
+        <w:rPr>
+          <w:sz w:val="18"/>
+          <w:szCs w:val="18"/>
+        </w:rPr>
+        <w:t>ażde trafienie zadaje liczbę ran równą wynikowi kostki obrony.</w:t>
+      </w:r>
+    </w:p>
+    <w:p>
+      <w:pPr>
+        <w:spacing w:after="0"/>
+        <w:rPr>
+          <w:sz w:val="18"/>
+          <w:szCs w:val="18"/>
+        </w:rPr>
+      </w:pPr>
+      <w:r>
+        <w:rPr>
+          <w:b/>
+          <w:bCs/>
+          <w:sz w:val="18"/>
+          <w:szCs w:val="18"/>
+        </w:rPr>
+        <w:t>Przełam</w:t>
+      </w:r>
+      <w:r>
+        <w:rPr>
+          <w:b/>
+          <w:bCs/>
+          <w:sz w:val="18"/>
+          <w:szCs w:val="18"/>
+        </w:rPr>
+        <w:t>anie:</w:t>
+      </w:r>
+      <w:r>
+        <w:rPr>
+          <w:sz w:val="18"/>
+          <w:szCs w:val="18"/>
+        </w:rPr>
+        <w:t xml:space="preserve"> Jeżeli cel jest w zasięgu celu </w:t>
+      </w:r>
+      <w:r>
+        <w:rPr>
+          <w:sz w:val="18"/>
+          <w:szCs w:val="18"/>
+        </w:rPr>
+        <w:t>misji, wykonuje</w:t>
+      </w:r>
+      <w:r>
+        <w:rPr>
+          <w:sz w:val="18"/>
+          <w:szCs w:val="18"/>
+        </w:rPr>
+        <w:t xml:space="preserve"> podwójną liczbę ataków.</w:t>
+      </w:r>
+    </w:p>
+    <w:p>
+      <w:pPr>
+        <w:spacing w:after="0"/>
+        <w:rPr>
+          <w:sz w:val="18"/>
+          <w:szCs w:val="18"/>
+        </w:rPr>
+      </w:pPr>
+      <w:r>
+        <w:rPr>
+          <w:b/>
+          <w:bCs/>
+          <w:sz w:val="18"/>
+          <w:szCs w:val="18"/>
+        </w:rPr>
+        <w:t>Przew</w:t>
+      </w:r>
+      <w:r>
+        <w:rPr>
+          <w:b/>
+          <w:bCs/>
+          <w:sz w:val="18"/>
+          <w:szCs w:val="18"/>
+        </w:rPr>
+        <w:t>idywalny</w:t>
+      </w:r>
+      <w:r>
+        <w:rPr>
+          <w:b/>
+          <w:bCs/>
+          <w:sz w:val="18"/>
+          <w:szCs w:val="18"/>
+        </w:rPr>
+        <w:t>:</w:t>
+      </w:r>
+      <w:r>
+        <w:rPr>
+          <w:sz w:val="18"/>
+          <w:szCs w:val="18"/>
+        </w:rPr>
+        <w:t xml:space="preserve"> Jeżeli cel jest Przyszpilony, wykonuje podwójną liczbę ataków.</w:t>
+      </w:r>
+    </w:p>
+    <w:p>
+      <w:pPr>
+        <w:spacing w:after="0"/>
+        <w:rPr>
+          <w:sz w:val="18"/>
+          <w:szCs w:val="18"/>
+        </w:rPr>
+      </w:pPr>
+      <w:r>
+        <w:rPr>
+          <w:b/>
+          <w:bCs/>
+          <w:sz w:val="18"/>
+          <w:szCs w:val="18"/>
+        </w:rPr>
+        <w:t>Podkręcenie:</w:t>
+      </w:r>
+      <w:r>
+        <w:rPr>
+          <w:sz w:val="18"/>
+          <w:szCs w:val="18"/>
+        </w:rPr>
+        <w:t xml:space="preserve"> W ostatniej rundzie wykonuje </w:t>
+      </w:r>
+      <w:r>
+        <w:rPr>
+          <w:sz w:val="18"/>
+          <w:szCs w:val="18"/>
+        </w:rPr>
+        <w:t>podwójną</w:t>
+      </w:r>
+      <w:r>
+        <w:rPr>
+          <w:sz w:val="18"/>
+          <w:szCs w:val="18"/>
+        </w:rPr>
+        <w:t xml:space="preserve"> liczbę ataków.</w:t>
+      </w:r>
+    </w:p>
+    <w:p>
+      <w:pPr>
+        <w:spacing w:after="0"/>
+        <w:rPr>
+          <w:sz w:val="18"/>
+          <w:szCs w:val="18"/>
+        </w:rPr>
+      </w:pPr>
+      <w:r>
+        <w:rPr>
+          <w:b/>
+          <w:bCs/>
+          <w:sz w:val="18"/>
+          <w:szCs w:val="18"/>
+        </w:rPr>
+        <w:t>Porażenie:</w:t>
+      </w:r>
+      <w:r>
+        <w:rPr>
+          <w:sz w:val="18"/>
+          <w:szCs w:val="18"/>
+        </w:rPr>
+        <w:t xml:space="preserve"> Podczas sprawdzania kto wygrał walkę wręcz, rany zadane tą bronią liczą się podwójnie.</w:t>
+      </w:r>
+      <w:r>
+        <w:rPr>
+          <w:sz w:val="18"/>
+          <w:szCs w:val="18"/>
+        </w:rPr>
+        <w:br/>
+      </w:r>
+      <w:r>
+        <w:rPr>
+          <w:b/>
+          <w:bCs/>
+          <w:sz w:val="18"/>
+          <w:szCs w:val="18"/>
+        </w:rPr>
+        <w:t>Zguba:</w:t>
+      </w:r>
+      <w:r>
+        <w:rPr>
+          <w:b/>
+          <w:bCs/>
           <w:sz w:val="18"/>
           <w:szCs w:val="18"/>
         </w:rPr>
@@ -6199,169 +6389,7 @@
           <w:sz w:val="18"/>
           <w:szCs w:val="18"/>
         </w:rPr>
-        <w:t>K</w:t>
-      </w:r>
-      <w:r>
-        <w:rPr>
-          <w:sz w:val="18"/>
-          <w:szCs w:val="18"/>
-        </w:rPr>
-        <w:t>ażde trafienie zadaje liczbę ran równą wynikowi kostki obrony.</w:t>
-      </w:r>
-    </w:p>
-    <w:p>
-      <w:pPr>
-        <w:spacing w:after="0"/>
-        <w:rPr>
-          <w:sz w:val="18"/>
-          <w:szCs w:val="18"/>
-        </w:rPr>
-      </w:pPr>
-      <w:r>
-        <w:rPr>
-          <w:b/>
-          <w:bCs/>
-          <w:sz w:val="18"/>
-          <w:szCs w:val="18"/>
-        </w:rPr>
-        <w:t>Przełam</w:t>
-      </w:r>
-      <w:r>
-        <w:rPr>
-          <w:b/>
-          <w:bCs/>
-          <w:sz w:val="18"/>
-          <w:szCs w:val="18"/>
-        </w:rPr>
-        <w:t>anie:</w:t>
-      </w:r>
-      <w:r>
-        <w:rPr>
-          <w:sz w:val="18"/>
-          <w:szCs w:val="18"/>
-        </w:rPr>
-        <w:t xml:space="preserve"> Jeżeli cel jest w zasięgu celu </w:t>
-      </w:r>
-      <w:r>
-        <w:rPr>
-          <w:sz w:val="18"/>
-          <w:szCs w:val="18"/>
-        </w:rPr>
-        <w:t>misji, wykonuje</w:t>
-      </w:r>
-      <w:r>
-        <w:rPr>
-          <w:sz w:val="18"/>
-          <w:szCs w:val="18"/>
-        </w:rPr>
-        <w:t xml:space="preserve"> podwójną liczbę ataków.</w:t>
-      </w:r>
-    </w:p>
-    <w:p>
-      <w:pPr>
-        <w:spacing w:after="0"/>
-        <w:rPr>
-          <w:sz w:val="18"/>
-          <w:szCs w:val="18"/>
-        </w:rPr>
-      </w:pPr>
-      <w:r>
-        <w:rPr>
-          <w:b/>
-          <w:bCs/>
-          <w:sz w:val="18"/>
-          <w:szCs w:val="18"/>
-        </w:rPr>
-        <w:t>Przew</w:t>
-      </w:r>
-      <w:r>
-        <w:rPr>
-          <w:b/>
-          <w:bCs/>
-          <w:sz w:val="18"/>
-          <w:szCs w:val="18"/>
-        </w:rPr>
-        <w:t>idywalny</w:t>
-      </w:r>
-      <w:r>
-        <w:rPr>
-          <w:b/>
-          <w:bCs/>
-          <w:sz w:val="18"/>
-          <w:szCs w:val="18"/>
-        </w:rPr>
-        <w:t>:</w:t>
-      </w:r>
-      <w:r>
-        <w:rPr>
-          <w:sz w:val="18"/>
-          <w:szCs w:val="18"/>
-        </w:rPr>
-        <w:t xml:space="preserve"> Jeżeli cel jest Przyszpilony, wykonuje podwójną liczbę ataków.</w:t>
-      </w:r>
-    </w:p>
-    <w:p>
-      <w:pPr>
-        <w:spacing w:after="0"/>
-        <w:rPr>
-          <w:sz w:val="18"/>
-          <w:szCs w:val="18"/>
-        </w:rPr>
-      </w:pPr>
-      <w:r>
-        <w:rPr>
-          <w:b/>
-          <w:bCs/>
-          <w:sz w:val="18"/>
-          <w:szCs w:val="18"/>
-        </w:rPr>
-        <w:t>Podkręcenie:</w:t>
-      </w:r>
-      <w:r>
-        <w:rPr>
-          <w:sz w:val="18"/>
-          <w:szCs w:val="18"/>
-        </w:rPr>
-        <w:t xml:space="preserve"> W ostatniej rundzie wykonuje </w:t>
-      </w:r>
-      <w:r>
-        <w:rPr>
-          <w:sz w:val="18"/>
-          <w:szCs w:val="18"/>
-        </w:rPr>
-        <w:t>podwójną</w:t>
-      </w:r>
-      <w:r>
-        <w:rPr>
-          <w:sz w:val="18"/>
-          <w:szCs w:val="18"/>
-        </w:rPr>
-        <w:t xml:space="preserve"> liczbę ataków.</w:t>
-      </w:r>
-    </w:p>
-    <w:p>
-      <w:pPr>
-        <w:spacing w:after="0"/>
-        <w:rPr>
-          <w:sz w:val="18"/>
-          <w:szCs w:val="18"/>
-        </w:rPr>
-      </w:pPr>
-      <w:r>
-        <w:rPr>
-          <w:b/>
-          <w:bCs/>
-          <w:sz w:val="18"/>
-          <w:szCs w:val="18"/>
-        </w:rPr>
-        <w:t>Porażenie:</w:t>
-      </w:r>
-      <w:r>
-        <w:rPr>
-          <w:sz w:val="18"/>
-          <w:szCs w:val="18"/>
-        </w:rPr>
-        <w:t xml:space="preserve"> Podczas sprawdzania kto wygrał walkę wręcz, rany zadane tą bronią liczą się podwójnie.</w:t>
+        <w:t>Zmniejsz liczbę odzyskanych ran w tej aktywacji, o liczbę ran otrzymanych tą bronią. Modele pokonane tę bronią nie mogą wrócić do gry.</w:t>
       </w:r>
       <w:r>
         <w:rPr>
@@ -6377,12 +6405,125 @@
           <w:sz w:val="18"/>
           <w:szCs w:val="18"/>
         </w:rPr>
-        <w:t>Zguba:</w:t>
-      </w:r>
-      <w:r>
-        <w:rPr>
-          <w:b/>
-          <w:bCs/>
+        <w:t>Dezintegracja:</w:t>
+      </w:r>
+      <w:r>
+        <w:rPr>
+          <w:sz w:val="18"/>
+          <w:szCs w:val="18"/>
+        </w:rPr>
+        <w:t xml:space="preserve"> Naturalne 6 </w:t>
+      </w:r>
+      <w:r>
+        <w:rPr>
+          <w:sz w:val="18"/>
+          <w:szCs w:val="18"/>
+        </w:rPr>
+        <w:t>na trafienie ranią bez rzutu na ob</w:t>
+      </w:r>
+      <w:r>
+        <w:rPr>
+          <w:sz w:val="18"/>
+          <w:szCs w:val="18"/>
+        </w:rPr>
+        <w:t>ronę.</w:t>
+      </w:r>
+    </w:p>
+    <w:p>
+      <w:pPr>
+        <w:spacing w:after="0"/>
+        <w:rPr>
+          <w:sz w:val="18"/>
+          <w:szCs w:val="18"/>
+        </w:rPr>
+      </w:pPr>
+      <w:r>
+        <w:rPr>
+          <w:b/>
+          <w:bCs/>
+          <w:sz w:val="18"/>
+          <w:szCs w:val="18"/>
+        </w:rPr>
+        <w:t>Zużywalny:</w:t>
+      </w:r>
+      <w:r>
+        <w:rPr>
+          <w:sz w:val="18"/>
+          <w:szCs w:val="18"/>
+        </w:rPr>
+        <w:t xml:space="preserve"> Można użyć tylko raz na grę.</w:t>
+      </w:r>
+      <w:r>
+        <w:rPr>
+          <w:sz w:val="18"/>
+          <w:szCs w:val="18"/>
+        </w:rPr>
+        <w:t xml:space="preserve"> Limit jeden rodzaj broni z tą zdolnością na oddział.</w:t>
+      </w:r>
+    </w:p>
+    <w:p>
+      <w:pPr>
+        <w:spacing w:after="0"/>
+        <w:rPr>
+          <w:sz w:val="18"/>
+          <w:szCs w:val="18"/>
+        </w:rPr>
+      </w:pPr>
+      <w:r>
+        <w:rPr>
+          <w:b/>
+          <w:bCs/>
+          <w:sz w:val="18"/>
+          <w:szCs w:val="18"/>
+        </w:rPr>
+        <w:t>Finezja</w:t>
+      </w:r>
+      <w:r>
+        <w:rPr>
+          <w:sz w:val="18"/>
+          <w:szCs w:val="18"/>
+        </w:rPr>
+        <w:t>: Wynik udanego rzutu na trafienie możesz traktować jak wynik rzutu na obronę.</w:t>
+      </w:r>
+      <w:r>
+        <w:rPr>
+          <w:sz w:val="18"/>
+          <w:szCs w:val="18"/>
+        </w:rPr>
+        <w:br/>
+      </w:r>
+      <w:r>
+        <w:rPr>
+          <w:b/>
+          <w:bCs/>
+          <w:sz w:val="18"/>
+          <w:szCs w:val="18"/>
+        </w:rPr>
+        <w:t>Sterowany:</w:t>
+      </w:r>
+      <w:r>
+        <w:rPr>
+          <w:sz w:val="18"/>
+          <w:szCs w:val="18"/>
+        </w:rPr>
+        <w:t xml:space="preserve"> Zanim wykonasz atak tą </w:t>
+      </w:r>
+      <w:r>
+        <w:rPr>
+          <w:sz w:val="18"/>
+          <w:szCs w:val="18"/>
+        </w:rPr>
+        <w:t xml:space="preserve">bronią, </w:t>
+      </w:r>
+      <w:r>
+        <w:rPr>
+          <w:sz w:val="18"/>
+          <w:szCs w:val="18"/>
+        </w:rPr>
+        <w:t xml:space="preserve">dla każdego </w:t>
+      </w:r>
+      <w:r>
+        <w:rPr>
           <w:sz w:val="18"/>
           <w:szCs w:val="18"/>
         </w:rPr>
@@ -6393,120 +6534,120 @@
           <w:sz w:val="18"/>
           <w:szCs w:val="18"/>
         </w:rPr>
-        <w:t>Zmniejsz liczbę odzyskanych ran w tej aktywacji, o liczbę ran otrzymanych tą bronią. Modele pokonane tę bronią nie mogą wrócić do gry.</w:t>
-      </w:r>
-      <w:r>
-        <w:rPr>
-          <w:sz w:val="18"/>
-          <w:szCs w:val="18"/>
-        </w:rPr>
-        <w:br/>
-      </w:r>
-      <w:r>
-        <w:rPr>
-          <w:b/>
-          <w:bCs/>
-          <w:sz w:val="18"/>
-          <w:szCs w:val="18"/>
-        </w:rPr>
-        <w:t>Dezintegracja:</w:t>
-      </w:r>
-      <w:r>
-        <w:rPr>
-          <w:sz w:val="18"/>
-          <w:szCs w:val="18"/>
-        </w:rPr>
-        <w:t xml:space="preserve"> Naturalne 6 </w:t>
-      </w:r>
-      <w:r>
-        <w:rPr>
-          <w:sz w:val="18"/>
-          <w:szCs w:val="18"/>
-        </w:rPr>
-        <w:t>na trafienie ranią bez rzutu na ob</w:t>
-      </w:r>
-      <w:r>
-        <w:rPr>
-          <w:sz w:val="18"/>
-          <w:szCs w:val="18"/>
-        </w:rPr>
-        <w:t>ronę.</w:t>
-      </w:r>
-    </w:p>
-    <w:p>
-      <w:pPr>
-        <w:spacing w:after="0"/>
-        <w:rPr>
-          <w:sz w:val="18"/>
-          <w:szCs w:val="18"/>
-        </w:rPr>
-      </w:pPr>
-      <w:r>
-        <w:rPr>
-          <w:b/>
-          <w:bCs/>
-          <w:sz w:val="18"/>
-          <w:szCs w:val="18"/>
-        </w:rPr>
-        <w:t>Zużywalny:</w:t>
-      </w:r>
-      <w:r>
-        <w:rPr>
-          <w:sz w:val="18"/>
-          <w:szCs w:val="18"/>
-        </w:rPr>
-        <w:t xml:space="preserve"> Można użyć tylko raz na grę.</w:t>
-      </w:r>
-      <w:r>
-        <w:rPr>
-          <w:sz w:val="18"/>
-          <w:szCs w:val="18"/>
-        </w:rPr>
-        <w:t xml:space="preserve"> Limit jeden rodzaj broni z tą zdolnością na oddział.</w:t>
-      </w:r>
-    </w:p>
-    <w:p>
-      <w:pPr>
-        <w:spacing w:after="0"/>
-        <w:rPr>
-          <w:sz w:val="18"/>
-          <w:szCs w:val="18"/>
-        </w:rPr>
-      </w:pPr>
-      <w:r>
-        <w:rPr>
-          <w:b/>
-          <w:bCs/>
-          <w:sz w:val="18"/>
-          <w:szCs w:val="18"/>
-        </w:rPr>
-        <w:t>Finezja</w:t>
-      </w:r>
-      <w:r>
-        <w:rPr>
-          <w:sz w:val="18"/>
-          <w:szCs w:val="18"/>
-        </w:rPr>
-        <w:t>: Wynik udanego rzutu na trafienie możesz traktować jak wynik rzutu na obronę.</w:t>
-      </w:r>
-    </w:p>
-    <w:p>
-      <w:pPr>
-        <w:spacing w:after="0"/>
-        <w:rPr>
-          <w:sz w:val="18"/>
-          <w:szCs w:val="18"/>
-        </w:rPr>
-      </w:pPr>
-    </w:p>
-    <w:p>
-      <w:pPr>
-        <w:spacing w:after="0"/>
-        <w:rPr>
-          <w:sz w:val="18"/>
-          <w:szCs w:val="18"/>
-        </w:rPr>
-      </w:pPr>
+        <w:t>powiązanego</w:t>
+      </w:r>
+      <w:r>
+        <w:rPr>
+          <w:sz w:val="18"/>
+          <w:szCs w:val="18"/>
+        </w:rPr>
+        <w:t xml:space="preserve"> znacznik</w:t>
+      </w:r>
+      <w:r>
+        <w:rPr>
+          <w:sz w:val="18"/>
+          <w:szCs w:val="18"/>
+        </w:rPr>
+        <w:t>a</w:t>
+      </w:r>
+      <w:r>
+        <w:rPr>
+          <w:sz w:val="18"/>
+          <w:szCs w:val="18"/>
+        </w:rPr>
+        <w:t xml:space="preserve"> ustaw</w:t>
+      </w:r>
+      <w:r>
+        <w:rPr>
+          <w:sz w:val="18"/>
+          <w:szCs w:val="18"/>
+        </w:rPr>
+        <w:t xml:space="preserve"> </w:t>
+      </w:r>
+      <w:r>
+        <w:rPr>
+          <w:sz w:val="18"/>
+          <w:szCs w:val="18"/>
+        </w:rPr>
+        <w:t xml:space="preserve">go </w:t>
+      </w:r>
+      <w:r>
+        <w:rPr>
+          <w:sz w:val="18"/>
+          <w:szCs w:val="18"/>
+        </w:rPr>
+        <w:t>w zasięgu</w:t>
+      </w:r>
+      <w:r>
+        <w:rPr>
+          <w:sz w:val="18"/>
+          <w:szCs w:val="18"/>
+        </w:rPr>
+        <w:t xml:space="preserve"> broni</w:t>
+      </w:r>
+      <w:r>
+        <w:rPr>
+          <w:sz w:val="18"/>
+          <w:szCs w:val="18"/>
+        </w:rPr>
+        <w:t xml:space="preserve"> od jego obecnej pozycji</w:t>
+      </w:r>
+      <w:r>
+        <w:rPr>
+          <w:sz w:val="18"/>
+          <w:szCs w:val="18"/>
+        </w:rPr>
+        <w:t xml:space="preserve"> </w:t>
+      </w:r>
+      <w:r>
+        <w:rPr>
+          <w:sz w:val="18"/>
+          <w:szCs w:val="18"/>
+        </w:rPr>
+        <w:t xml:space="preserve">albo wykonaj atak z jego </w:t>
+      </w:r>
+      <w:r>
+        <w:rPr>
+          <w:sz w:val="18"/>
+          <w:szCs w:val="18"/>
+        </w:rPr>
+        <w:t>pozycji</w:t>
+      </w:r>
+      <w:r>
+        <w:rPr>
+          <w:sz w:val="18"/>
+          <w:szCs w:val="18"/>
+        </w:rPr>
+        <w:t xml:space="preserve"> i go odrzuć</w:t>
+      </w:r>
+      <w:r>
+        <w:rPr>
+          <w:sz w:val="18"/>
+          <w:szCs w:val="18"/>
+        </w:rPr>
+        <w:t xml:space="preserve">. Następnie </w:t>
+      </w:r>
+      <w:r>
+        <w:rPr>
+          <w:sz w:val="18"/>
+          <w:szCs w:val="18"/>
+        </w:rPr>
+        <w:t xml:space="preserve">wykonaj zwykły atak albo ustaw nowy znacznik w zasięgu. Możesz mieć </w:t>
+      </w:r>
+      <w:r>
+        <w:rPr>
+          <w:sz w:val="18"/>
+          <w:szCs w:val="18"/>
+        </w:rPr>
+        <w:t>dwa znaczniki na planszy, są wspólne dla całego odd</w:t>
+      </w:r>
+      <w:r>
+        <w:rPr>
+          <w:sz w:val="18"/>
+          <w:szCs w:val="18"/>
+        </w:rPr>
+        <w:t>ziału. Po wystawianiu rozstaw jeden znacznik.</w:t>
+      </w:r>
       <w:r>
         <w:rPr>
           <w:sz w:val="18"/>
@@ -13986,6 +14127,48 @@
           </w:p>
         </w:tc>
       </w:tr>
+      <w:tr>
+        <w:tc>
+          <w:tcPr>
+            <w:tcW w:w="1436" w:type="dxa"/>
+          </w:tcPr>
+          <w:p>
+            <w:pPr>
+              <w:rPr>
+                <w:sz w:val="18"/>
+                <w:szCs w:val="18"/>
+              </w:rPr>
+            </w:pPr>
+            <w:r>
+              <w:rPr>
+                <w:sz w:val="18"/>
+                <w:szCs w:val="18"/>
+              </w:rPr>
+              <w:t>Sterowany</w:t>
+            </w:r>
+          </w:p>
+        </w:tc>
+        <w:tc>
+          <w:tcPr>
+            <w:tcW w:w="3433" w:type="dxa"/>
+          </w:tcPr>
+          <w:p>
+            <w:pPr>
+              <w:rPr>
+                <w:sz w:val="18"/>
+                <w:szCs w:val="18"/>
+              </w:rPr>
+            </w:pPr>
+            <w:r>
+              <w:rPr>
+                <w:sz w:val="18"/>
+                <w:szCs w:val="18"/>
+              </w:rPr>
+              <w:t>*1,5</w:t>
+            </w:r>
+          </w:p>
+        </w:tc>
+      </w:tr>
     </w:tbl>
     <w:p>
       <w:pPr>
@@ -14217,6 +14400,7 @@
           <w:sz w:val="18"/>
           <w:szCs w:val="18"/>
         </w:rPr>
+        <w:lastRenderedPageBreak/>
         <w:t>Przekaźnik: 4</w:t>
       </w:r>
     </w:p>
@@ -14233,7 +14417,6 @@
           <w:sz w:val="18"/>
           <w:szCs w:val="18"/>
         </w:rPr>
-        <w:lastRenderedPageBreak/>
         <w:t>Łatanie: 20</w:t>
       </w:r>
     </w:p>

--- a/app/static/docs/Moje OPR.docx
+++ b/app/static/docs/Moje OPR.docx
@@ -3453,6 +3453,31 @@
           <w:szCs w:val="18"/>
         </w:rPr>
       </w:pPr>
+      <w:r>
+        <w:rPr>
+          <w:b/>
+          <w:bCs/>
+          <w:sz w:val="18"/>
+          <w:szCs w:val="18"/>
+        </w:rPr>
+        <w:t>Zdobywca:</w:t>
+      </w:r>
+      <w:r>
+        <w:rPr>
+          <w:sz w:val="18"/>
+          <w:szCs w:val="18"/>
+        </w:rPr>
+        <w:t xml:space="preserve"> Możesz ignorować wrogie oddziały bez tej zdolności podczas sprawdzania celów misji.</w:t>
+      </w:r>
+    </w:p>
+    <w:p>
+      <w:pPr>
+        <w:spacing w:after="0"/>
+        <w:rPr>
+          <w:sz w:val="18"/>
+          <w:szCs w:val="18"/>
+        </w:rPr>
+      </w:pPr>
     </w:p>
     <w:p>
       <w:pPr>
@@ -4804,31 +4829,6 @@
           <w:sz w:val="18"/>
           <w:szCs w:val="18"/>
         </w:rPr>
-        <w:t>Zdobywca:</w:t>
-      </w:r>
-      <w:r>
-        <w:rPr>
-          <w:sz w:val="18"/>
-          <w:szCs w:val="18"/>
-        </w:rPr>
-        <w:t xml:space="preserve"> Możesz ignorować wrogie oddziały bez tej zdolności podczas sprawdzania celów misji.</w:t>
-      </w:r>
-    </w:p>
-    <w:p>
-      <w:pPr>
-        <w:spacing w:after="0"/>
-        <w:rPr>
-          <w:sz w:val="18"/>
-          <w:szCs w:val="18"/>
-        </w:rPr>
-      </w:pPr>
-      <w:r>
-        <w:rPr>
-          <w:b/>
-          <w:bCs/>
-          <w:sz w:val="18"/>
-          <w:szCs w:val="18"/>
-        </w:rPr>
         <w:t>Dywersant:</w:t>
       </w:r>
       <w:r>
@@ -5391,6 +5391,40 @@
       <w:pPr>
         <w:spacing w:after="0"/>
         <w:rPr>
+          <w:sz w:val="18"/>
+          <w:szCs w:val="18"/>
+        </w:rPr>
+      </w:pPr>
+      <w:r>
+        <w:rPr>
+          <w:b/>
+          <w:bCs/>
+          <w:sz w:val="18"/>
+          <w:szCs w:val="18"/>
+        </w:rPr>
+        <w:t>Niestrudzony</w:t>
+      </w:r>
+      <w:r>
+        <w:rPr>
+          <w:b/>
+          <w:bCs/>
+          <w:sz w:val="18"/>
+          <w:szCs w:val="18"/>
+        </w:rPr>
+        <w:t xml:space="preserve">: </w:t>
+      </w:r>
+      <w:r>
+        <w:rPr>
+          <w:sz w:val="18"/>
+          <w:szCs w:val="18"/>
+        </w:rPr>
+        <w:t>Może wykonywać tę samą akcję wielokrotnie w rundzie.</w:t>
+      </w:r>
+    </w:p>
+    <w:p>
+      <w:pPr>
+        <w:spacing w:after="0"/>
+        <w:rPr>
           <w:kern w:val="0"/>
           <w14:ligatures w14:val="none"/>
         </w:rPr>
@@ -5402,23 +5436,23 @@
           <w:sz w:val="18"/>
           <w:szCs w:val="18"/>
         </w:rPr>
-        <w:t>Niestrudzony</w:t>
-      </w:r>
-      <w:r>
-        <w:rPr>
-          <w:b/>
-          <w:bCs/>
-          <w:sz w:val="18"/>
-          <w:szCs w:val="18"/>
-        </w:rPr>
-        <w:t xml:space="preserve">: </w:t>
-      </w:r>
-      <w:r>
-        <w:rPr>
-          <w:sz w:val="18"/>
-          <w:szCs w:val="18"/>
-        </w:rPr>
-        <w:t>Może wykonywać tę samą akcję wielokrotnie w rundzie.</w:t>
+        <w:t>Mistrzo</w:t>
+      </w:r>
+      <w:r>
+        <w:rPr>
+          <w:b/>
+          <w:bCs/>
+          <w:sz w:val="18"/>
+          <w:szCs w:val="18"/>
+        </w:rPr>
+        <w:t>stwo(X):</w:t>
+      </w:r>
+      <w:r>
+        <w:rPr>
+          <w:sz w:val="18"/>
+          <w:szCs w:val="18"/>
+        </w:rPr>
+        <w:t xml:space="preserve"> Każda twoja broń ma zdolność X.</w:t>
       </w:r>
     </w:p>
     <w:p>
@@ -6681,6 +6715,17 @@
         </w:rPr>
         <w:t xml:space="preserve"> jest sumą kosztów modeli w nim.</w:t>
       </w:r>
+    </w:p>
+    <w:p>
+      <w:pPr>
+        <w:spacing w:after="0"/>
+        <w:rPr>
+          <w:b/>
+          <w:bCs/>
+          <w:sz w:val="18"/>
+          <w:szCs w:val="18"/>
+        </w:rPr>
+      </w:pPr>
     </w:p>
     <w:p>
       <w:pPr>
@@ -8308,6 +8353,17 @@
       <w:pPr>
         <w:spacing w:after="0"/>
         <w:rPr>
+          <w:b/>
+          <w:bCs/>
+          <w:sz w:val="18"/>
+          <w:szCs w:val="18"/>
+        </w:rPr>
+      </w:pPr>
+    </w:p>
+    <w:p>
+      <w:pPr>
+        <w:spacing w:after="0"/>
+        <w:rPr>
           <w:sz w:val="18"/>
           <w:szCs w:val="18"/>
         </w:rPr>
@@ -11002,6 +11058,109 @@
         </w:rPr>
         <w:t>Przygotowanie i Niestrudzony są ignorowane</w:t>
       </w:r>
+      <w:r>
+        <w:rPr>
+          <w:sz w:val="18"/>
+          <w:szCs w:val="18"/>
+        </w:rPr>
+        <w:br/>
+        <w:t>Mistrzostwo (X): policz koszt broni jakby miały X</w:t>
+      </w:r>
+      <w:r>
+        <w:rPr>
+          <w:sz w:val="18"/>
+          <w:szCs w:val="18"/>
+        </w:rPr>
+        <w:t>. Na potrzeby Aur weź</w:t>
+      </w:r>
+      <w:r>
+        <w:rPr>
+          <w:sz w:val="18"/>
+          <w:szCs w:val="18"/>
+        </w:rPr>
+        <w:t xml:space="preserve"> większy koszt broni z X i bez: Zasięg 24”</w:t>
+      </w:r>
+      <w:r>
+        <w:rPr>
+          <w:sz w:val="18"/>
+          <w:szCs w:val="18"/>
+        </w:rPr>
+        <w:t xml:space="preserve">, </w:t>
+      </w:r>
+      <w:r>
+        <w:rPr>
+          <w:sz w:val="18"/>
+          <w:szCs w:val="18"/>
+        </w:rPr>
+        <w:t xml:space="preserve">1 </w:t>
+      </w:r>
+      <w:r>
+        <w:rPr>
+          <w:sz w:val="18"/>
+          <w:szCs w:val="18"/>
+        </w:rPr>
+        <w:t>atak AP</w:t>
+      </w:r>
+      <w:r>
+        <w:rPr>
+          <w:sz w:val="18"/>
+          <w:szCs w:val="18"/>
+        </w:rPr>
+        <w:t>2</w:t>
+      </w:r>
+      <w:r>
+        <w:rPr>
+          <w:sz w:val="18"/>
+          <w:szCs w:val="18"/>
+        </w:rPr>
+        <w:t xml:space="preserve"> lub zasięg </w:t>
+      </w:r>
+      <w:r>
+        <w:rPr>
+          <w:sz w:val="18"/>
+          <w:szCs w:val="18"/>
+        </w:rPr>
+        <w:t>wręcz</w:t>
+      </w:r>
+      <w:r>
+        <w:rPr>
+          <w:sz w:val="18"/>
+          <w:szCs w:val="18"/>
+        </w:rPr>
+        <w:t xml:space="preserve">, </w:t>
+      </w:r>
+      <w:r>
+        <w:rPr>
+          <w:sz w:val="18"/>
+          <w:szCs w:val="18"/>
+        </w:rPr>
+        <w:t>2</w:t>
+      </w:r>
+      <w:r>
+        <w:rPr>
+          <w:sz w:val="18"/>
+          <w:szCs w:val="18"/>
+        </w:rPr>
+        <w:t xml:space="preserve"> ataki AP</w:t>
+      </w:r>
+      <w:r>
+        <w:rPr>
+          <w:sz w:val="18"/>
+          <w:szCs w:val="18"/>
+        </w:rPr>
+        <w:t>2</w:t>
+      </w:r>
+    </w:p>
+    <w:p>
+      <w:pPr>
+        <w:spacing w:after="0"/>
+        <w:rPr>
+          <w:b/>
+          <w:bCs/>
+          <w:sz w:val="18"/>
+          <w:szCs w:val="18"/>
+        </w:rPr>
+      </w:pPr>
     </w:p>
     <w:p>
       <w:pPr>
@@ -14302,6 +14461,7 @@
           <w:sz w:val="18"/>
           <w:szCs w:val="18"/>
         </w:rPr>
+        <w:lastRenderedPageBreak/>
         <w:t>Radio: 3</w:t>
       </w:r>
     </w:p>
@@ -14400,7 +14560,6 @@
           <w:sz w:val="18"/>
           <w:szCs w:val="18"/>
         </w:rPr>
-        <w:lastRenderedPageBreak/>
         <w:t>Przekaźnik: 4</w:t>
       </w:r>
     </w:p>
